--- a/EXPORTS/DOCX/published/niveau0/English/TopLevel.docx
+++ b/EXPORTS/DOCX/published/niveau0/English/TopLevel.docx
@@ -145,7 +145,7 @@
           <w:rFonts w:ascii="Charis SIL Italic" w:hAnsi="Charis SIL Italic" w:eastAsia="Charis SIL Italic"/>
           <w:b w:val="0"/>
           <w:i/>
-          <w:color w:val="0066CC"/>
+          <w:color w:val="0000FF"/>
           <w:sz w:val="24"/>
           <w:u w:val="single"/>
         </w:rPr>
@@ -163,7 +163,7 @@
           <w:rFonts w:ascii="Charis SIL Italic" w:hAnsi="Charis SIL Italic" w:eastAsia="Charis SIL Italic"/>
           <w:b w:val="0"/>
           <w:i/>
-          <w:color w:val="0066CC"/>
+          <w:color w:val="0000FF"/>
           <w:sz w:val="24"/>
           <w:u w:val="single"/>
         </w:rPr>
@@ -174,7 +174,7 @@
           <w:rFonts w:ascii="Charis SIL Italic" w:hAnsi="Charis SIL Italic" w:eastAsia="Charis SIL Italic"/>
           <w:b w:val="0"/>
           <w:i/>
-          <w:color w:val="0066CC"/>
+          <w:color w:val="0000FF"/>
           <w:sz w:val="24"/>
           <w:u w:val="single"/>
         </w:rPr>
@@ -192,7 +192,7 @@
           <w:rFonts w:ascii="Charis SIL Italic" w:hAnsi="Charis SIL Italic" w:eastAsia="Charis SIL Italic"/>
           <w:b w:val="0"/>
           <w:i/>
-          <w:color w:val="0066CC"/>
+          <w:color w:val="0000FF"/>
           <w:sz w:val="24"/>
           <w:u w:val="single"/>
         </w:rPr>
@@ -203,7 +203,7 @@
           <w:rFonts w:ascii="Charis SIL Italic" w:hAnsi="Charis SIL Italic" w:eastAsia="Charis SIL Italic"/>
           <w:b w:val="0"/>
           <w:i/>
-          <w:color w:val="0066CC"/>
+          <w:color w:val="0000FF"/>
           <w:sz w:val="24"/>
           <w:u w:val="single"/>
         </w:rPr>
@@ -238,7 +238,7 @@
       </w:r>
       <w:r>
         <w:rPr>
-          <w:u w:val="single" w:color="0066cc"/>
+          <w:u w:val="single" w:color="0000ff"/>
           <w:rFonts w:ascii="Charis SIL Italic" w:hAnsi="Charis SIL Italic" w:eastAsia="Charis SIL Italic"/>
           <w:b w:val="0"/>
           <w:i/>
@@ -256,7 +256,7 @@
       </w:r>
       <w:r>
         <w:rPr>
-          <w:u w:val="single" w:color="0066cc"/>
+          <w:u w:val="single" w:color="0000ff"/>
           <w:rFonts w:ascii="Charis SIL Italic" w:hAnsi="Charis SIL Italic" w:eastAsia="Charis SIL Italic"/>
           <w:b w:val="0"/>
           <w:i/>
@@ -274,7 +274,7 @@
       </w:r>
       <w:r>
         <w:rPr>
-          <w:u w:val="single" w:color="0066cc"/>
+          <w:u w:val="single" w:color="0000ff"/>
           <w:rFonts w:ascii="Charis SIL Italic" w:hAnsi="Charis SIL Italic" w:eastAsia="Charis SIL Italic"/>
           <w:b w:val="0"/>
           <w:i/>
@@ -292,7 +292,7 @@
       </w:r>
       <w:r>
         <w:rPr>
-          <w:u w:val="single" w:color="0066cc"/>
+          <w:u w:val="single" w:color="0000ff"/>
           <w:rFonts w:ascii="Charis SIL Italic" w:hAnsi="Charis SIL Italic" w:eastAsia="Charis SIL Italic"/>
           <w:b w:val="0"/>
           <w:i/>
@@ -310,21 +310,28 @@
       </w:r>
       <w:r>
         <w:rPr>
-          <w:u w:val="single" w:color="0066cc"/>
+          <w:u w:val="single" w:color="0000ff"/>
           <w:rFonts w:ascii="Charis SIL Italic" w:hAnsi="Charis SIL Italic" w:eastAsia="Charis SIL Italic"/>
           <w:b w:val="0"/>
           <w:i/>
           <w:color w:val="000000"/>
           <w:sz w:val="24"/>
         </w:rPr>
-        <w:t xml:space="preserve">he </w:t>
+        <w:hyperlink r:id="rId9" w:history="1">
+          <w:r>
+            <w:rPr>
+              <w:rStyle w:val="Hyperlink"/>
+            </w:rPr>
+            <w:t xml:space="preserve">he </w:t>
+          </w:r>
+        </w:hyperlink>
       </w:r>
       <w:r>
         <w:rPr>
           <w:rFonts w:ascii="Charis SIL Italic" w:hAnsi="Charis SIL Italic" w:eastAsia="Charis SIL Italic"/>
           <w:b w:val="0"/>
           <w:i/>
-          <w:color w:val="0066CC"/>
+          <w:color w:val="0000FF"/>
           <w:sz w:val="24"/>
           <w:u w:val="single"/>
         </w:rPr>
@@ -342,7 +349,7 @@
           <w:rFonts w:ascii="Charis SIL Italic" w:hAnsi="Charis SIL Italic" w:eastAsia="Charis SIL Italic"/>
           <w:b w:val="0"/>
           <w:i/>
-          <w:color w:val="0066CC"/>
+          <w:color w:val="0000FF"/>
           <w:sz w:val="24"/>
           <w:u w:val="single"/>
         </w:rPr>
@@ -353,7 +360,7 @@
           <w:rFonts w:ascii="Charis SIL Italic" w:hAnsi="Charis SIL Italic" w:eastAsia="Charis SIL Italic"/>
           <w:b w:val="0"/>
           <w:i/>
-          <w:color w:val="0066CC"/>
+          <w:color w:val="0000FF"/>
           <w:sz w:val="24"/>
           <w:u w:val="single"/>
         </w:rPr>
@@ -371,7 +378,7 @@
           <w:rFonts w:ascii="Charis SIL Italic" w:hAnsi="Charis SIL Italic" w:eastAsia="Charis SIL Italic"/>
           <w:b w:val="0"/>
           <w:i/>
-          <w:color w:val="0066CC"/>
+          <w:color w:val="0000FF"/>
           <w:sz w:val="24"/>
           <w:u w:val="single"/>
         </w:rPr>
@@ -389,7 +396,7 @@
           <w:rFonts w:ascii="Charis SIL Italic" w:hAnsi="Charis SIL Italic" w:eastAsia="Charis SIL Italic"/>
           <w:b w:val="0"/>
           <w:i/>
-          <w:color w:val="0066CC"/>
+          <w:color w:val="0000FF"/>
           <w:sz w:val="24"/>
           <w:u w:val="single"/>
         </w:rPr>
@@ -400,7 +407,7 @@
           <w:rFonts w:ascii="Charis SIL Italic" w:hAnsi="Charis SIL Italic" w:eastAsia="Charis SIL Italic"/>
           <w:b w:val="0"/>
           <w:i/>
-          <w:color w:val="0066CC"/>
+          <w:color w:val="0000FF"/>
           <w:sz w:val="24"/>
           <w:u w:val="single"/>
         </w:rPr>
@@ -418,7 +425,7 @@
           <w:rFonts w:ascii="Charis SIL Italic" w:hAnsi="Charis SIL Italic" w:eastAsia="Charis SIL Italic"/>
           <w:b w:val="0"/>
           <w:i/>
-          <w:color w:val="0066CC"/>
+          <w:color w:val="0000FF"/>
           <w:sz w:val="24"/>
           <w:u w:val="single"/>
         </w:rPr>
@@ -429,7 +436,7 @@
           <w:rFonts w:ascii="Charis SIL Italic" w:hAnsi="Charis SIL Italic" w:eastAsia="Charis SIL Italic"/>
           <w:b w:val="0"/>
           <w:i/>
-          <w:color w:val="0066CC"/>
+          <w:color w:val="0000FF"/>
           <w:sz w:val="24"/>
           <w:u w:val="single"/>
         </w:rPr>
@@ -447,7 +454,7 @@
           <w:rFonts w:ascii="Charis SIL Italic" w:hAnsi="Charis SIL Italic" w:eastAsia="Charis SIL Italic"/>
           <w:b w:val="0"/>
           <w:i/>
-          <w:color w:val="0066CC"/>
+          <w:color w:val="0000FF"/>
           <w:sz w:val="24"/>
           <w:u w:val="single"/>
         </w:rPr>
@@ -465,7 +472,7 @@
           <w:rFonts w:ascii="Charis SIL Italic" w:hAnsi="Charis SIL Italic" w:eastAsia="Charis SIL Italic"/>
           <w:b w:val="0"/>
           <w:i/>
-          <w:color w:val="0066CC"/>
+          <w:color w:val="0000FF"/>
           <w:sz w:val="24"/>
           <w:u w:val="single"/>
         </w:rPr>
@@ -476,7 +483,7 @@
           <w:rFonts w:ascii="Charis SIL Italic" w:hAnsi="Charis SIL Italic" w:eastAsia="Charis SIL Italic"/>
           <w:b w:val="0"/>
           <w:i/>
-          <w:color w:val="0066CC"/>
+          <w:color w:val="0000FF"/>
           <w:sz w:val="24"/>
           <w:u w:val="single"/>
         </w:rPr>
@@ -494,7 +501,7 @@
           <w:rFonts w:ascii="Charis SIL Italic" w:hAnsi="Charis SIL Italic" w:eastAsia="Charis SIL Italic"/>
           <w:b w:val="0"/>
           <w:i/>
-          <w:color w:val="0066CC"/>
+          <w:color w:val="0000FF"/>
           <w:sz w:val="24"/>
           <w:u w:val="single"/>
         </w:rPr>
@@ -505,7 +512,7 @@
           <w:rFonts w:ascii="Charis SIL Italic" w:hAnsi="Charis SIL Italic" w:eastAsia="Charis SIL Italic"/>
           <w:b w:val="0"/>
           <w:i/>
-          <w:color w:val="0066CC"/>
+          <w:color w:val="0000FF"/>
           <w:sz w:val="24"/>
           <w:u w:val="single"/>
         </w:rPr>
@@ -523,7 +530,7 @@
           <w:rFonts w:ascii="Charis SIL Italic" w:hAnsi="Charis SIL Italic" w:eastAsia="Charis SIL Italic"/>
           <w:b w:val="0"/>
           <w:i/>
-          <w:color w:val="0066CC"/>
+          <w:color w:val="0000FF"/>
           <w:sz w:val="24"/>
           <w:u w:val="single"/>
         </w:rPr>
@@ -534,7 +541,7 @@
           <w:rFonts w:ascii="Charis SIL Italic" w:hAnsi="Charis SIL Italic" w:eastAsia="Charis SIL Italic"/>
           <w:b w:val="0"/>
           <w:i/>
-          <w:color w:val="0066CC"/>
+          <w:color w:val="0000FF"/>
           <w:sz w:val="24"/>
           <w:u w:val="single"/>
         </w:rPr>
@@ -602,7 +609,7 @@
           <w:rFonts w:ascii="Charis SIL Regular" w:hAnsi="Charis SIL Regular" w:eastAsia="Charis SIL Regular"/>
           <w:b w:val="0"/>
           <w:i w:val="0"/>
-          <w:color w:val="0066CC"/>
+          <w:color w:val="0000FF"/>
           <w:sz w:val="24"/>
           <w:u w:val="single"/>
         </w:rPr>
@@ -626,7 +633,7 @@
           <w:rFonts w:ascii="Charis SIL Regular" w:hAnsi="Charis SIL Regular" w:eastAsia="Charis SIL Regular"/>
           <w:b w:val="0"/>
           <w:i w:val="0"/>
-          <w:color w:val="0066CC"/>
+          <w:color w:val="0000FF"/>
           <w:sz w:val="24"/>
           <w:u w:val="single"/>
         </w:rPr>
@@ -650,7 +657,7 @@
           <w:rFonts w:ascii="Charis SIL Regular" w:hAnsi="Charis SIL Regular" w:eastAsia="Charis SIL Regular"/>
           <w:b w:val="0"/>
           <w:i w:val="0"/>
-          <w:color w:val="0066CC"/>
+          <w:color w:val="0000FF"/>
           <w:sz w:val="24"/>
           <w:u w:val="single"/>
         </w:rPr>
@@ -674,7 +681,7 @@
           <w:rFonts w:ascii="Charis SIL Regular" w:hAnsi="Charis SIL Regular" w:eastAsia="Charis SIL Regular"/>
           <w:b w:val="0"/>
           <w:i w:val="0"/>
-          <w:color w:val="0066CC"/>
+          <w:color w:val="0000FF"/>
           <w:sz w:val="24"/>
           <w:u w:val="single"/>
         </w:rPr>
@@ -685,7 +692,7 @@
           <w:rFonts w:ascii="Charis SIL Regular" w:hAnsi="Charis SIL Regular" w:eastAsia="Charis SIL Regular"/>
           <w:b w:val="0"/>
           <w:i w:val="0"/>
-          <w:color w:val="0066CC"/>
+          <w:color w:val="0000FF"/>
           <w:sz w:val="24"/>
           <w:u w:val="single"/>
         </w:rPr>
@@ -736,7 +743,7 @@
           <w:rFonts w:ascii="Charis SIL Regular" w:hAnsi="Charis SIL Regular" w:eastAsia="Charis SIL Regular"/>
           <w:b w:val="0"/>
           <w:i w:val="0"/>
-          <w:color w:val="0066CC"/>
+          <w:color w:val="0000FF"/>
           <w:sz w:val="24"/>
           <w:u w:val="single"/>
         </w:rPr>
@@ -760,7 +767,7 @@
           <w:rFonts w:ascii="Charis SIL Regular" w:hAnsi="Charis SIL Regular" w:eastAsia="Charis SIL Regular"/>
           <w:b w:val="0"/>
           <w:i w:val="0"/>
-          <w:color w:val="0066CC"/>
+          <w:color w:val="0000FF"/>
           <w:sz w:val="24"/>
           <w:u w:val="single"/>
         </w:rPr>
@@ -771,7 +778,7 @@
           <w:rFonts w:ascii="Charis SIL Regular" w:hAnsi="Charis SIL Regular" w:eastAsia="Charis SIL Regular"/>
           <w:b w:val="0"/>
           <w:i w:val="0"/>
-          <w:color w:val="0066CC"/>
+          <w:color w:val="0000FF"/>
           <w:sz w:val="24"/>
           <w:u w:val="single"/>
         </w:rPr>
@@ -795,7 +802,7 @@
           <w:rFonts w:ascii="Charis SIL Regular" w:hAnsi="Charis SIL Regular" w:eastAsia="Charis SIL Regular"/>
           <w:b w:val="0"/>
           <w:i w:val="0"/>
-          <w:color w:val="0066CC"/>
+          <w:color w:val="0000FF"/>
           <w:sz w:val="24"/>
           <w:u w:val="single"/>
         </w:rPr>
@@ -806,7 +813,7 @@
           <w:rFonts w:ascii="Charis SIL Regular" w:hAnsi="Charis SIL Regular" w:eastAsia="Charis SIL Regular"/>
           <w:b w:val="0"/>
           <w:i w:val="0"/>
-          <w:color w:val="0066CC"/>
+          <w:color w:val="0000FF"/>
           <w:sz w:val="24"/>
           <w:u w:val="single"/>
         </w:rPr>
@@ -830,7 +837,7 @@
           <w:rFonts w:ascii="Charis SIL Regular" w:hAnsi="Charis SIL Regular" w:eastAsia="Charis SIL Regular"/>
           <w:b w:val="0"/>
           <w:i w:val="0"/>
-          <w:color w:val="0066CC"/>
+          <w:color w:val="0000FF"/>
           <w:sz w:val="24"/>
           <w:u w:val="single"/>
         </w:rPr>
@@ -841,7 +848,7 @@
           <w:rFonts w:ascii="Charis SIL Regular" w:hAnsi="Charis SIL Regular" w:eastAsia="Charis SIL Regular"/>
           <w:b w:val="0"/>
           <w:i w:val="0"/>
-          <w:color w:val="0066CC"/>
+          <w:color w:val="0000FF"/>
           <w:sz w:val="24"/>
           <w:u w:val="single"/>
         </w:rPr>
@@ -862,7 +869,7 @@
           <w:rFonts w:ascii="Charis SIL Regular" w:hAnsi="Charis SIL Regular" w:eastAsia="Charis SIL Regular"/>
           <w:b w:val="0"/>
           <w:i w:val="0"/>
-          <w:color w:val="0066CC"/>
+          <w:color w:val="0000FF"/>
           <w:sz w:val="24"/>
           <w:u w:val="single"/>
         </w:rPr>
@@ -873,7 +880,7 @@
           <w:rFonts w:ascii="Charis SIL Regular" w:hAnsi="Charis SIL Regular" w:eastAsia="Charis SIL Regular"/>
           <w:b w:val="0"/>
           <w:i w:val="0"/>
-          <w:color w:val="0066CC"/>
+          <w:color w:val="0000FF"/>
           <w:sz w:val="24"/>
           <w:u w:val="single"/>
         </w:rPr>
@@ -884,7 +891,7 @@
           <w:rFonts w:ascii="Charis SIL Regular" w:hAnsi="Charis SIL Regular" w:eastAsia="Charis SIL Regular"/>
           <w:b w:val="0"/>
           <w:i w:val="0"/>
-          <w:color w:val="0066CC"/>
+          <w:color w:val="0000FF"/>
           <w:sz w:val="24"/>
         </w:rPr>
         <w:t>s</w:t>
@@ -907,7 +914,7 @@
           <w:rFonts w:ascii="Charis SIL Regular" w:hAnsi="Charis SIL Regular" w:eastAsia="Charis SIL Regular"/>
           <w:b w:val="0"/>
           <w:i w:val="0"/>
-          <w:color w:val="0066CC"/>
+          <w:color w:val="0000FF"/>
           <w:sz w:val="24"/>
           <w:u w:val="single"/>
         </w:rPr>
@@ -918,7 +925,7 @@
           <w:rFonts w:ascii="Charis SIL Regular" w:hAnsi="Charis SIL Regular" w:eastAsia="Charis SIL Regular"/>
           <w:b w:val="0"/>
           <w:i w:val="0"/>
-          <w:color w:val="0066CC"/>
+          <w:color w:val="0000FF"/>
           <w:sz w:val="24"/>
           <w:u w:val="single"/>
         </w:rPr>
@@ -969,7 +976,7 @@
           <w:rFonts w:ascii="Charis SIL Regular" w:hAnsi="Charis SIL Regular" w:eastAsia="Charis SIL Regular"/>
           <w:b w:val="0"/>
           <w:i w:val="0"/>
-          <w:color w:val="0066CC"/>
+          <w:color w:val="0000FF"/>
           <w:sz w:val="24"/>
           <w:u w:val="single"/>
         </w:rPr>
@@ -993,7 +1000,7 @@
           <w:rFonts w:ascii="Charis SIL Regular" w:hAnsi="Charis SIL Regular" w:eastAsia="Charis SIL Regular"/>
           <w:b w:val="0"/>
           <w:i w:val="0"/>
-          <w:color w:val="0066CC"/>
+          <w:color w:val="0000FF"/>
           <w:sz w:val="24"/>
           <w:u w:val="single"/>
         </w:rPr>
@@ -1017,7 +1024,7 @@
           <w:rFonts w:ascii="Charis SIL Regular" w:hAnsi="Charis SIL Regular" w:eastAsia="Charis SIL Regular"/>
           <w:b w:val="0"/>
           <w:i w:val="0"/>
-          <w:color w:val="0066CC"/>
+          <w:color w:val="0000FF"/>
           <w:sz w:val="24"/>
           <w:u w:val="single"/>
         </w:rPr>
@@ -1028,8 +1035,9 @@
           <w:rFonts w:ascii="Charis SIL Regular" w:hAnsi="Charis SIL Regular" w:eastAsia="Charis SIL Regular"/>
           <w:b w:val="0"/>
           <w:i w:val="0"/>
-          <w:color w:val="0066CC"/>
+          <w:color w:val="0000FF"/>
           <w:sz w:val="24"/>
+          <w:u w:val="single"/>
         </w:rPr>
         <w:t>sia</w:t>
       </w:r>
@@ -1051,11 +1059,22 @@
           <w:rFonts w:ascii="Charis SIL Regular" w:hAnsi="Charis SIL Regular" w:eastAsia="Charis SIL Regular"/>
           <w:b w:val="0"/>
           <w:i w:val="0"/>
-          <w:color w:val="0066CC"/>
+          <w:color w:val="0000FF"/>
           <w:sz w:val="24"/>
           <w:u w:val="single"/>
         </w:rPr>
-        <w:t>Saba, Sint Eustatius and Sint Maarten</w:t>
+        <w:t>Saba, Sint</w:t>
+      </w:r>
+      <w:r>
+        <w:rPr>
+          <w:rFonts w:ascii="Charis SIL Regular" w:hAnsi="Charis SIL Regular" w:eastAsia="Charis SIL Regular"/>
+          <w:b w:val="0"/>
+          <w:i w:val="0"/>
+          <w:color w:val="0000FF"/>
+          <w:sz w:val="24"/>
+          <w:u w:val="single"/>
+        </w:rPr>
+        <w:t xml:space="preserve"> Eustatius and Sint Maarten</w:t>
       </w:r>
     </w:p>
     <w:p>

--- a/EXPORTS/DOCX/published/niveau0/English/TopLevel.docx
+++ b/EXPORTS/DOCX/published/niveau0/English/TopLevel.docx
@@ -234,7 +234,97 @@
           <w:color w:val="000000"/>
           <w:sz w:val="24"/>
         </w:rPr>
-        <w:t xml:space="preserve">were created by researchers from the Expert Centre Restitution of the </w:t>
+        <w:t>were created by researchers from the Expert C</w:t>
+      </w:r>
+      <w:r>
+        <w:rPr>
+          <w:u w:val="single" w:color="0000ff"/>
+          <w:rFonts w:ascii="Charis SIL Italic" w:hAnsi="Charis SIL Italic" w:eastAsia="Charis SIL Italic"/>
+          <w:b w:val="0"/>
+          <w:i/>
+          <w:color w:val="000000"/>
+          <w:sz w:val="24"/>
+        </w:rPr>
+        <w:hyperlink r:id="rId9" w:history="1">
+          <w:r>
+            <w:rPr>
+              <w:rStyle w:val="Hyperlink"/>
+            </w:rPr>
+            <w:t>entre Re</w:t>
+          </w:r>
+        </w:hyperlink>
+      </w:r>
+      <w:r>
+        <w:rPr>
+          <w:u w:val="single" w:color="0000ff"/>
+          <w:rFonts w:ascii="Charis SIL Italic" w:hAnsi="Charis SIL Italic" w:eastAsia="Charis SIL Italic"/>
+          <w:b w:val="0"/>
+          <w:i/>
+          <w:color w:val="000000"/>
+          <w:sz w:val="24"/>
+        </w:rPr>
+        <w:hyperlink r:id="rId9" w:history="1">
+          <w:r>
+            <w:rPr>
+              <w:rStyle w:val="Hyperlink"/>
+            </w:rPr>
+            <w:t>s</w:t>
+          </w:r>
+        </w:hyperlink>
+      </w:r>
+      <w:r>
+        <w:rPr>
+          <w:u w:val="single" w:color="0000ff"/>
+          <w:rFonts w:ascii="Charis SIL Italic" w:hAnsi="Charis SIL Italic" w:eastAsia="Charis SIL Italic"/>
+          <w:b w:val="0"/>
+          <w:i/>
+          <w:color w:val="000000"/>
+          <w:sz w:val="24"/>
+        </w:rPr>
+        <w:hyperlink r:id="rId9" w:history="1">
+          <w:r>
+            <w:rPr>
+              <w:rStyle w:val="Hyperlink"/>
+            </w:rPr>
+            <w:t xml:space="preserve">titution of </w:t>
+          </w:r>
+        </w:hyperlink>
+      </w:r>
+      <w:r>
+        <w:rPr>
+          <w:u w:val="single" w:color="0000ff"/>
+          <w:rFonts w:ascii="Charis SIL Italic" w:hAnsi="Charis SIL Italic" w:eastAsia="Charis SIL Italic"/>
+          <w:b w:val="0"/>
+          <w:i/>
+          <w:color w:val="000000"/>
+          <w:sz w:val="24"/>
+        </w:rPr>
+        <w:hyperlink r:id="rId9" w:history="1">
+          <w:r>
+            <w:rPr>
+              <w:rStyle w:val="Hyperlink"/>
+            </w:rPr>
+            <w:t>t</w:t>
+          </w:r>
+        </w:hyperlink>
+      </w:r>
+      <w:r>
+        <w:rPr>
+          <w:u w:val="single" w:color="0000ff"/>
+          <w:rFonts w:ascii="Charis SIL Italic" w:hAnsi="Charis SIL Italic" w:eastAsia="Charis SIL Italic"/>
+          <w:b w:val="0"/>
+          <w:i/>
+          <w:color w:val="000000"/>
+          <w:sz w:val="24"/>
+        </w:rPr>
+        <w:hyperlink r:id="rId9" w:history="1">
+          <w:r>
+            <w:rPr>
+              <w:rStyle w:val="Hyperlink"/>
+            </w:rPr>
+            <w:t xml:space="preserve">he </w:t>
+          </w:r>
+        </w:hyperlink>
       </w:r>
       <w:r>
         <w:rPr>

--- a/EXPORTS/DOCX/published/niveau0/English/TopLevel.docx
+++ b/EXPORTS/DOCX/published/niveau0/English/TopLevel.docx
@@ -234,97 +234,7 @@
           <w:color w:val="000000"/>
           <w:sz w:val="24"/>
         </w:rPr>
-        <w:t>were created by researchers from the Expert C</w:t>
-      </w:r>
-      <w:r>
-        <w:rPr>
-          <w:u w:val="single" w:color="0000ff"/>
-          <w:rFonts w:ascii="Charis SIL Italic" w:hAnsi="Charis SIL Italic" w:eastAsia="Charis SIL Italic"/>
-          <w:b w:val="0"/>
-          <w:i/>
-          <w:color w:val="000000"/>
-          <w:sz w:val="24"/>
-        </w:rPr>
-        <w:hyperlink r:id="rId9" w:history="1">
-          <w:r>
-            <w:rPr>
-              <w:rStyle w:val="Hyperlink"/>
-            </w:rPr>
-            <w:t>entre Re</w:t>
-          </w:r>
-        </w:hyperlink>
-      </w:r>
-      <w:r>
-        <w:rPr>
-          <w:u w:val="single" w:color="0000ff"/>
-          <w:rFonts w:ascii="Charis SIL Italic" w:hAnsi="Charis SIL Italic" w:eastAsia="Charis SIL Italic"/>
-          <w:b w:val="0"/>
-          <w:i/>
-          <w:color w:val="000000"/>
-          <w:sz w:val="24"/>
-        </w:rPr>
-        <w:hyperlink r:id="rId9" w:history="1">
-          <w:r>
-            <w:rPr>
-              <w:rStyle w:val="Hyperlink"/>
-            </w:rPr>
-            <w:t>s</w:t>
-          </w:r>
-        </w:hyperlink>
-      </w:r>
-      <w:r>
-        <w:rPr>
-          <w:u w:val="single" w:color="0000ff"/>
-          <w:rFonts w:ascii="Charis SIL Italic" w:hAnsi="Charis SIL Italic" w:eastAsia="Charis SIL Italic"/>
-          <w:b w:val="0"/>
-          <w:i/>
-          <w:color w:val="000000"/>
-          <w:sz w:val="24"/>
-        </w:rPr>
-        <w:hyperlink r:id="rId9" w:history="1">
-          <w:r>
-            <w:rPr>
-              <w:rStyle w:val="Hyperlink"/>
-            </w:rPr>
-            <w:t xml:space="preserve">titution of </w:t>
-          </w:r>
-        </w:hyperlink>
-      </w:r>
-      <w:r>
-        <w:rPr>
-          <w:u w:val="single" w:color="0000ff"/>
-          <w:rFonts w:ascii="Charis SIL Italic" w:hAnsi="Charis SIL Italic" w:eastAsia="Charis SIL Italic"/>
-          <w:b w:val="0"/>
-          <w:i/>
-          <w:color w:val="000000"/>
-          <w:sz w:val="24"/>
-        </w:rPr>
-        <w:hyperlink r:id="rId9" w:history="1">
-          <w:r>
-            <w:rPr>
-              <w:rStyle w:val="Hyperlink"/>
-            </w:rPr>
-            <w:t>t</w:t>
-          </w:r>
-        </w:hyperlink>
-      </w:r>
-      <w:r>
-        <w:rPr>
-          <w:u w:val="single" w:color="0000ff"/>
-          <w:rFonts w:ascii="Charis SIL Italic" w:hAnsi="Charis SIL Italic" w:eastAsia="Charis SIL Italic"/>
-          <w:b w:val="0"/>
-          <w:i/>
-          <w:color w:val="000000"/>
-          <w:sz w:val="24"/>
-        </w:rPr>
-        <w:hyperlink r:id="rId9" w:history="1">
-          <w:r>
-            <w:rPr>
-              <w:rStyle w:val="Hyperlink"/>
-            </w:rPr>
-            <w:t xml:space="preserve">he </w:t>
-          </w:r>
-        </w:hyperlink>
+        <w:t xml:space="preserve">were created by researchers from the Expert Centre Restitution of the </w:t>
       </w:r>
       <w:r>
         <w:rPr>
@@ -364,7 +274,7 @@
           <w:sz w:val="24"/>
           <w:u w:val="single"/>
         </w:rPr>
-        <w:hyperlink r:id="rId9" w:history="1">
+        <w:hyperlink r:id="rId10" w:history="1">
           <w:r>
             <w:rPr>
               <w:rStyle w:val="Hyperlink"/>

--- a/EXPORTS/DOCX/published/niveau0/English/TopLevel.docx
+++ b/EXPORTS/DOCX/published/niveau0/English/TopLevel.docx
@@ -234,7 +234,97 @@
           <w:color w:val="000000"/>
           <w:sz w:val="24"/>
         </w:rPr>
-        <w:t xml:space="preserve">were created by researchers from the Expert Centre Restitution of the </w:t>
+        <w:t>were created by researchers from the Expert C</w:t>
+      </w:r>
+      <w:r>
+        <w:rPr>
+          <w:u w:val="single" w:color="0000ff"/>
+          <w:rFonts w:ascii="Charis SIL Italic" w:hAnsi="Charis SIL Italic" w:eastAsia="Charis SIL Italic"/>
+          <w:b w:val="0"/>
+          <w:i/>
+          <w:color w:val="000000"/>
+          <w:sz w:val="24"/>
+        </w:rPr>
+        <w:hyperlink r:id="rId9" w:history="1">
+          <w:r>
+            <w:rPr>
+              <w:rStyle w:val="Hyperlink"/>
+            </w:rPr>
+            <w:t>entre Re</w:t>
+          </w:r>
+        </w:hyperlink>
+      </w:r>
+      <w:r>
+        <w:rPr>
+          <w:u w:val="single" w:color="0000ff"/>
+          <w:rFonts w:ascii="Charis SIL Italic" w:hAnsi="Charis SIL Italic" w:eastAsia="Charis SIL Italic"/>
+          <w:b w:val="0"/>
+          <w:i/>
+          <w:color w:val="000000"/>
+          <w:sz w:val="24"/>
+        </w:rPr>
+        <w:hyperlink r:id="rId9" w:history="1">
+          <w:r>
+            <w:rPr>
+              <w:rStyle w:val="Hyperlink"/>
+            </w:rPr>
+            <w:t>s</w:t>
+          </w:r>
+        </w:hyperlink>
+      </w:r>
+      <w:r>
+        <w:rPr>
+          <w:u w:val="single" w:color="0000ff"/>
+          <w:rFonts w:ascii="Charis SIL Italic" w:hAnsi="Charis SIL Italic" w:eastAsia="Charis SIL Italic"/>
+          <w:b w:val="0"/>
+          <w:i/>
+          <w:color w:val="000000"/>
+          <w:sz w:val="24"/>
+        </w:rPr>
+        <w:hyperlink r:id="rId9" w:history="1">
+          <w:r>
+            <w:rPr>
+              <w:rStyle w:val="Hyperlink"/>
+            </w:rPr>
+            <w:t xml:space="preserve">titution of </w:t>
+          </w:r>
+        </w:hyperlink>
+      </w:r>
+      <w:r>
+        <w:rPr>
+          <w:u w:val="single" w:color="0000ff"/>
+          <w:rFonts w:ascii="Charis SIL Italic" w:hAnsi="Charis SIL Italic" w:eastAsia="Charis SIL Italic"/>
+          <w:b w:val="0"/>
+          <w:i/>
+          <w:color w:val="000000"/>
+          <w:sz w:val="24"/>
+        </w:rPr>
+        <w:hyperlink r:id="rId9" w:history="1">
+          <w:r>
+            <w:rPr>
+              <w:rStyle w:val="Hyperlink"/>
+            </w:rPr>
+            <w:t>t</w:t>
+          </w:r>
+        </w:hyperlink>
+      </w:r>
+      <w:r>
+        <w:rPr>
+          <w:u w:val="single" w:color="0000ff"/>
+          <w:rFonts w:ascii="Charis SIL Italic" w:hAnsi="Charis SIL Italic" w:eastAsia="Charis SIL Italic"/>
+          <w:b w:val="0"/>
+          <w:i/>
+          <w:color w:val="000000"/>
+          <w:sz w:val="24"/>
+        </w:rPr>
+        <w:hyperlink r:id="rId9" w:history="1">
+          <w:r>
+            <w:rPr>
+              <w:rStyle w:val="Hyperlink"/>
+            </w:rPr>
+            <w:t xml:space="preserve">he </w:t>
+          </w:r>
+        </w:hyperlink>
       </w:r>
       <w:r>
         <w:rPr>
@@ -274,7 +364,7 @@
           <w:sz w:val="24"/>
           <w:u w:val="single"/>
         </w:rPr>
-        <w:hyperlink r:id="rId10" w:history="1">
+        <w:hyperlink r:id="rId9" w:history="1">
           <w:r>
             <w:rPr>
               <w:rStyle w:val="Hyperlink"/>

--- a/EXPORTS/DOCX/published/niveau0/English/TopLevel.docx
+++ b/EXPORTS/DOCX/published/niveau0/English/TopLevel.docx
@@ -245,86 +245,7 @@
           <w:color w:val="000000"/>
           <w:sz w:val="24"/>
         </w:rPr>
-        <w:hyperlink r:id="rId9" w:history="1">
-          <w:r>
-            <w:rPr>
-              <w:rStyle w:val="Hyperlink"/>
-            </w:rPr>
-            <w:t>entre Re</w:t>
-          </w:r>
-        </w:hyperlink>
-      </w:r>
-      <w:r>
-        <w:rPr>
-          <w:u w:val="single" w:color="0000ff"/>
-          <w:rFonts w:ascii="Charis SIL Italic" w:hAnsi="Charis SIL Italic" w:eastAsia="Charis SIL Italic"/>
-          <w:b w:val="0"/>
-          <w:i/>
-          <w:color w:val="000000"/>
-          <w:sz w:val="24"/>
-        </w:rPr>
-        <w:hyperlink r:id="rId9" w:history="1">
-          <w:r>
-            <w:rPr>
-              <w:rStyle w:val="Hyperlink"/>
-            </w:rPr>
-            <w:t>s</w:t>
-          </w:r>
-        </w:hyperlink>
-      </w:r>
-      <w:r>
-        <w:rPr>
-          <w:u w:val="single" w:color="0000ff"/>
-          <w:rFonts w:ascii="Charis SIL Italic" w:hAnsi="Charis SIL Italic" w:eastAsia="Charis SIL Italic"/>
-          <w:b w:val="0"/>
-          <w:i/>
-          <w:color w:val="000000"/>
-          <w:sz w:val="24"/>
-        </w:rPr>
-        <w:hyperlink r:id="rId9" w:history="1">
-          <w:r>
-            <w:rPr>
-              <w:rStyle w:val="Hyperlink"/>
-            </w:rPr>
-            <w:t xml:space="preserve">titution of </w:t>
-          </w:r>
-        </w:hyperlink>
-      </w:r>
-      <w:r>
-        <w:rPr>
-          <w:u w:val="single" w:color="0000ff"/>
-          <w:rFonts w:ascii="Charis SIL Italic" w:hAnsi="Charis SIL Italic" w:eastAsia="Charis SIL Italic"/>
-          <w:b w:val="0"/>
-          <w:i/>
-          <w:color w:val="000000"/>
-          <w:sz w:val="24"/>
-        </w:rPr>
-        <w:hyperlink r:id="rId9" w:history="1">
-          <w:r>
-            <w:rPr>
-              <w:rStyle w:val="Hyperlink"/>
-            </w:rPr>
-            <w:t>t</w:t>
-          </w:r>
-        </w:hyperlink>
-      </w:r>
-      <w:r>
-        <w:rPr>
-          <w:u w:val="single" w:color="0000ff"/>
-          <w:rFonts w:ascii="Charis SIL Italic" w:hAnsi="Charis SIL Italic" w:eastAsia="Charis SIL Italic"/>
-          <w:b w:val="0"/>
-          <w:i/>
-          <w:color w:val="000000"/>
-          <w:sz w:val="24"/>
-        </w:rPr>
-        <w:hyperlink r:id="rId9" w:history="1">
-          <w:r>
-            <w:rPr>
-              <w:rStyle w:val="Hyperlink"/>
-            </w:rPr>
-            <w:t xml:space="preserve">he </w:t>
-          </w:r>
-        </w:hyperlink>
+        <w:t xml:space="preserve">entre Restitution of the </w:t>
       </w:r>
       <w:r>
         <w:rPr>
@@ -364,7 +285,7 @@
           <w:sz w:val="24"/>
           <w:u w:val="single"/>
         </w:rPr>
-        <w:hyperlink r:id="rId9" w:history="1">
+        <w:hyperlink r:id="rId10" w:history="1">
           <w:r>
             <w:rPr>
               <w:rStyle w:val="Hyperlink"/>

--- a/EXPORTS/DOCX/published/niveau0/English/TopLevel.docx
+++ b/EXPORTS/DOCX/published/niveau0/English/TopLevel.docx
@@ -245,7 +245,86 @@
           <w:color w:val="000000"/>
           <w:sz w:val="24"/>
         </w:rPr>
-        <w:t xml:space="preserve">entre Restitution of the </w:t>
+        <w:hyperlink r:id="rId9" w:history="1">
+          <w:r>
+            <w:rPr>
+              <w:rStyle w:val="Hyperlink"/>
+            </w:rPr>
+            <w:t>entre Re</w:t>
+          </w:r>
+        </w:hyperlink>
+      </w:r>
+      <w:r>
+        <w:rPr>
+          <w:u w:val="single" w:color="0000ff"/>
+          <w:rFonts w:ascii="Charis SIL Italic" w:hAnsi="Charis SIL Italic" w:eastAsia="Charis SIL Italic"/>
+          <w:b w:val="0"/>
+          <w:i/>
+          <w:color w:val="000000"/>
+          <w:sz w:val="24"/>
+        </w:rPr>
+        <w:hyperlink r:id="rId9" w:history="1">
+          <w:r>
+            <w:rPr>
+              <w:rStyle w:val="Hyperlink"/>
+            </w:rPr>
+            <w:t>s</w:t>
+          </w:r>
+        </w:hyperlink>
+      </w:r>
+      <w:r>
+        <w:rPr>
+          <w:u w:val="single" w:color="0000ff"/>
+          <w:rFonts w:ascii="Charis SIL Italic" w:hAnsi="Charis SIL Italic" w:eastAsia="Charis SIL Italic"/>
+          <w:b w:val="0"/>
+          <w:i/>
+          <w:color w:val="000000"/>
+          <w:sz w:val="24"/>
+        </w:rPr>
+        <w:hyperlink r:id="rId9" w:history="1">
+          <w:r>
+            <w:rPr>
+              <w:rStyle w:val="Hyperlink"/>
+            </w:rPr>
+            <w:t xml:space="preserve">titution of </w:t>
+          </w:r>
+        </w:hyperlink>
+      </w:r>
+      <w:r>
+        <w:rPr>
+          <w:u w:val="single" w:color="0000ff"/>
+          <w:rFonts w:ascii="Charis SIL Italic" w:hAnsi="Charis SIL Italic" w:eastAsia="Charis SIL Italic"/>
+          <w:b w:val="0"/>
+          <w:i/>
+          <w:color w:val="000000"/>
+          <w:sz w:val="24"/>
+        </w:rPr>
+        <w:hyperlink r:id="rId9" w:history="1">
+          <w:r>
+            <w:rPr>
+              <w:rStyle w:val="Hyperlink"/>
+            </w:rPr>
+            <w:t>t</w:t>
+          </w:r>
+        </w:hyperlink>
+      </w:r>
+      <w:r>
+        <w:rPr>
+          <w:u w:val="single" w:color="0000ff"/>
+          <w:rFonts w:ascii="Charis SIL Italic" w:hAnsi="Charis SIL Italic" w:eastAsia="Charis SIL Italic"/>
+          <w:b w:val="0"/>
+          <w:i/>
+          <w:color w:val="000000"/>
+          <w:sz w:val="24"/>
+        </w:rPr>
+        <w:hyperlink r:id="rId9" w:history="1">
+          <w:r>
+            <w:rPr>
+              <w:rStyle w:val="Hyperlink"/>
+            </w:rPr>
+            <w:t xml:space="preserve">he </w:t>
+          </w:r>
+        </w:hyperlink>
       </w:r>
       <w:r>
         <w:rPr>
@@ -285,7 +364,7 @@
           <w:sz w:val="24"/>
           <w:u w:val="single"/>
         </w:rPr>
-        <w:hyperlink r:id="rId10" w:history="1">
+        <w:hyperlink r:id="rId9" w:history="1">
           <w:r>
             <w:rPr>
               <w:rStyle w:val="Hyperlink"/>

--- a/EXPORTS/DOCX/published/niveau0/English/TopLevel.docx
+++ b/EXPORTS/DOCX/published/niveau0/English/TopLevel.docx
@@ -234,97 +234,7 @@
           <w:color w:val="000000"/>
           <w:sz w:val="24"/>
         </w:rPr>
-        <w:t>were created by researchers from the Expert C</w:t>
-      </w:r>
-      <w:r>
-        <w:rPr>
-          <w:u w:val="single" w:color="0000ff"/>
-          <w:rFonts w:ascii="Charis SIL Italic" w:hAnsi="Charis SIL Italic" w:eastAsia="Charis SIL Italic"/>
-          <w:b w:val="0"/>
-          <w:i/>
-          <w:color w:val="000000"/>
-          <w:sz w:val="24"/>
-        </w:rPr>
-        <w:hyperlink r:id="rId9" w:history="1">
-          <w:r>
-            <w:rPr>
-              <w:rStyle w:val="Hyperlink"/>
-            </w:rPr>
-            <w:t>entre Re</w:t>
-          </w:r>
-        </w:hyperlink>
-      </w:r>
-      <w:r>
-        <w:rPr>
-          <w:u w:val="single" w:color="0000ff"/>
-          <w:rFonts w:ascii="Charis SIL Italic" w:hAnsi="Charis SIL Italic" w:eastAsia="Charis SIL Italic"/>
-          <w:b w:val="0"/>
-          <w:i/>
-          <w:color w:val="000000"/>
-          <w:sz w:val="24"/>
-        </w:rPr>
-        <w:hyperlink r:id="rId9" w:history="1">
-          <w:r>
-            <w:rPr>
-              <w:rStyle w:val="Hyperlink"/>
-            </w:rPr>
-            <w:t>s</w:t>
-          </w:r>
-        </w:hyperlink>
-      </w:r>
-      <w:r>
-        <w:rPr>
-          <w:u w:val="single" w:color="0000ff"/>
-          <w:rFonts w:ascii="Charis SIL Italic" w:hAnsi="Charis SIL Italic" w:eastAsia="Charis SIL Italic"/>
-          <w:b w:val="0"/>
-          <w:i/>
-          <w:color w:val="000000"/>
-          <w:sz w:val="24"/>
-        </w:rPr>
-        <w:hyperlink r:id="rId9" w:history="1">
-          <w:r>
-            <w:rPr>
-              <w:rStyle w:val="Hyperlink"/>
-            </w:rPr>
-            <w:t xml:space="preserve">titution of </w:t>
-          </w:r>
-        </w:hyperlink>
-      </w:r>
-      <w:r>
-        <w:rPr>
-          <w:u w:val="single" w:color="0000ff"/>
-          <w:rFonts w:ascii="Charis SIL Italic" w:hAnsi="Charis SIL Italic" w:eastAsia="Charis SIL Italic"/>
-          <w:b w:val="0"/>
-          <w:i/>
-          <w:color w:val="000000"/>
-          <w:sz w:val="24"/>
-        </w:rPr>
-        <w:hyperlink r:id="rId9" w:history="1">
-          <w:r>
-            <w:rPr>
-              <w:rStyle w:val="Hyperlink"/>
-            </w:rPr>
-            <w:t>t</w:t>
-          </w:r>
-        </w:hyperlink>
-      </w:r>
-      <w:r>
-        <w:rPr>
-          <w:u w:val="single" w:color="0000ff"/>
-          <w:rFonts w:ascii="Charis SIL Italic" w:hAnsi="Charis SIL Italic" w:eastAsia="Charis SIL Italic"/>
-          <w:b w:val="0"/>
-          <w:i/>
-          <w:color w:val="000000"/>
-          <w:sz w:val="24"/>
-        </w:rPr>
-        <w:hyperlink r:id="rId9" w:history="1">
-          <w:r>
-            <w:rPr>
-              <w:rStyle w:val="Hyperlink"/>
-            </w:rPr>
-            <w:t xml:space="preserve">he </w:t>
-          </w:r>
-        </w:hyperlink>
+        <w:t xml:space="preserve">were created by researchers from the Expert Centre Restitution of the </w:t>
       </w:r>
       <w:r>
         <w:rPr>
@@ -335,7 +245,7 @@
           <w:sz w:val="24"/>
           <w:u w:val="single"/>
         </w:rPr>
-        <w:hyperlink r:id="rId9" w:history="1">
+        <w:hyperlink r:id="rId10" w:history="1">
           <w:r>
             <w:rPr>
               <w:rStyle w:val="Hyperlink"/>
@@ -364,7 +274,7 @@
           <w:sz w:val="24"/>
           <w:u w:val="single"/>
         </w:rPr>
-        <w:hyperlink r:id="rId9" w:history="1">
+        <w:hyperlink r:id="rId10" w:history="1">
           <w:r>
             <w:rPr>
               <w:rStyle w:val="Hyperlink"/>
@@ -1076,6 +986,30 @@
         </w:rPr>
         <w:t xml:space="preserve"> Eustatius and Sint Maarten</w:t>
       </w:r>
+      <w:r>
+        <w:br/>
+      </w:r>
+      <w:r>
+        <w:rPr>
+          <w:rFonts w:ascii="Charis SIL Regular" w:hAnsi="Charis SIL Regular" w:eastAsia="Charis SIL Regular"/>
+          <w:b w:val="0"/>
+          <w:i w:val="0"/>
+          <w:color w:val="000000"/>
+          <w:sz w:val="24"/>
+        </w:rPr>
+        <w:t xml:space="preserve">•  </w:t>
+      </w:r>
+      <w:r>
+        <w:rPr>
+          <w:rFonts w:ascii="Charis SIL Regular" w:hAnsi="Charis SIL Regular" w:eastAsia="Charis SIL Regular"/>
+          <w:b w:val="0"/>
+          <w:i w:val="0"/>
+          <w:color w:val="0000FF"/>
+          <w:sz w:val="24"/>
+          <w:u w:val="single"/>
+        </w:rPr>
+        <w:t>Suriname</w:t>
+      </w:r>
     </w:p>
     <w:p>
       <w:pPr>

--- a/EXPORTS/DOCX/published/niveau0/English/TopLevel.docx
+++ b/EXPORTS/DOCX/published/niveau0/English/TopLevel.docx
@@ -234,7 +234,97 @@
           <w:color w:val="000000"/>
           <w:sz w:val="24"/>
         </w:rPr>
-        <w:t xml:space="preserve">were created by researchers from the Expert Centre Restitution of the </w:t>
+        <w:t>were created by researchers from the Expert C</w:t>
+      </w:r>
+      <w:r>
+        <w:rPr>
+          <w:u w:val="single" w:color="0000ff"/>
+          <w:rFonts w:ascii="Charis SIL Italic" w:hAnsi="Charis SIL Italic" w:eastAsia="Charis SIL Italic"/>
+          <w:b w:val="0"/>
+          <w:i/>
+          <w:color w:val="000000"/>
+          <w:sz w:val="24"/>
+        </w:rPr>
+        <w:hyperlink r:id="rId9" w:history="1">
+          <w:r>
+            <w:rPr>
+              <w:rStyle w:val="Hyperlink"/>
+            </w:rPr>
+            <w:t>entre Re</w:t>
+          </w:r>
+        </w:hyperlink>
+      </w:r>
+      <w:r>
+        <w:rPr>
+          <w:u w:val="single" w:color="0000ff"/>
+          <w:rFonts w:ascii="Charis SIL Italic" w:hAnsi="Charis SIL Italic" w:eastAsia="Charis SIL Italic"/>
+          <w:b w:val="0"/>
+          <w:i/>
+          <w:color w:val="000000"/>
+          <w:sz w:val="24"/>
+        </w:rPr>
+        <w:hyperlink r:id="rId9" w:history="1">
+          <w:r>
+            <w:rPr>
+              <w:rStyle w:val="Hyperlink"/>
+            </w:rPr>
+            <w:t>s</w:t>
+          </w:r>
+        </w:hyperlink>
+      </w:r>
+      <w:r>
+        <w:rPr>
+          <w:u w:val="single" w:color="0000ff"/>
+          <w:rFonts w:ascii="Charis SIL Italic" w:hAnsi="Charis SIL Italic" w:eastAsia="Charis SIL Italic"/>
+          <w:b w:val="0"/>
+          <w:i/>
+          <w:color w:val="000000"/>
+          <w:sz w:val="24"/>
+        </w:rPr>
+        <w:hyperlink r:id="rId9" w:history="1">
+          <w:r>
+            <w:rPr>
+              <w:rStyle w:val="Hyperlink"/>
+            </w:rPr>
+            <w:t xml:space="preserve">titution of </w:t>
+          </w:r>
+        </w:hyperlink>
+      </w:r>
+      <w:r>
+        <w:rPr>
+          <w:u w:val="single" w:color="0000ff"/>
+          <w:rFonts w:ascii="Charis SIL Italic" w:hAnsi="Charis SIL Italic" w:eastAsia="Charis SIL Italic"/>
+          <w:b w:val="0"/>
+          <w:i/>
+          <w:color w:val="000000"/>
+          <w:sz w:val="24"/>
+        </w:rPr>
+        <w:hyperlink r:id="rId9" w:history="1">
+          <w:r>
+            <w:rPr>
+              <w:rStyle w:val="Hyperlink"/>
+            </w:rPr>
+            <w:t>t</w:t>
+          </w:r>
+        </w:hyperlink>
+      </w:r>
+      <w:r>
+        <w:rPr>
+          <w:u w:val="single" w:color="0000ff"/>
+          <w:rFonts w:ascii="Charis SIL Italic" w:hAnsi="Charis SIL Italic" w:eastAsia="Charis SIL Italic"/>
+          <w:b w:val="0"/>
+          <w:i/>
+          <w:color w:val="000000"/>
+          <w:sz w:val="24"/>
+        </w:rPr>
+        <w:hyperlink r:id="rId9" w:history="1">
+          <w:r>
+            <w:rPr>
+              <w:rStyle w:val="Hyperlink"/>
+            </w:rPr>
+            <w:t xml:space="preserve">he </w:t>
+          </w:r>
+        </w:hyperlink>
       </w:r>
       <w:r>
         <w:rPr>
@@ -245,7 +335,7 @@
           <w:sz w:val="24"/>
           <w:u w:val="single"/>
         </w:rPr>
-        <w:hyperlink r:id="rId10" w:history="1">
+        <w:hyperlink r:id="rId9" w:history="1">
           <w:r>
             <w:rPr>
               <w:rStyle w:val="Hyperlink"/>
@@ -274,7 +364,7 @@
           <w:sz w:val="24"/>
           <w:u w:val="single"/>
         </w:rPr>
-        <w:hyperlink r:id="rId10" w:history="1">
+        <w:hyperlink r:id="rId9" w:history="1">
           <w:r>
             <w:rPr>
               <w:rStyle w:val="Hyperlink"/>

--- a/EXPORTS/DOCX/published/niveau0/English/TopLevel.docx
+++ b/EXPORTS/DOCX/published/niveau0/English/TopLevel.docx
@@ -234,97 +234,7 @@
           <w:color w:val="000000"/>
           <w:sz w:val="24"/>
         </w:rPr>
-        <w:t>were created by researchers from the Expert C</w:t>
-      </w:r>
-      <w:r>
-        <w:rPr>
-          <w:u w:val="single" w:color="0000ff"/>
-          <w:rFonts w:ascii="Charis SIL Italic" w:hAnsi="Charis SIL Italic" w:eastAsia="Charis SIL Italic"/>
-          <w:b w:val="0"/>
-          <w:i/>
-          <w:color w:val="000000"/>
-          <w:sz w:val="24"/>
-        </w:rPr>
-        <w:hyperlink r:id="rId9" w:history="1">
-          <w:r>
-            <w:rPr>
-              <w:rStyle w:val="Hyperlink"/>
-            </w:rPr>
-            <w:t>entre Re</w:t>
-          </w:r>
-        </w:hyperlink>
-      </w:r>
-      <w:r>
-        <w:rPr>
-          <w:u w:val="single" w:color="0000ff"/>
-          <w:rFonts w:ascii="Charis SIL Italic" w:hAnsi="Charis SIL Italic" w:eastAsia="Charis SIL Italic"/>
-          <w:b w:val="0"/>
-          <w:i/>
-          <w:color w:val="000000"/>
-          <w:sz w:val="24"/>
-        </w:rPr>
-        <w:hyperlink r:id="rId9" w:history="1">
-          <w:r>
-            <w:rPr>
-              <w:rStyle w:val="Hyperlink"/>
-            </w:rPr>
-            <w:t>s</w:t>
-          </w:r>
-        </w:hyperlink>
-      </w:r>
-      <w:r>
-        <w:rPr>
-          <w:u w:val="single" w:color="0000ff"/>
-          <w:rFonts w:ascii="Charis SIL Italic" w:hAnsi="Charis SIL Italic" w:eastAsia="Charis SIL Italic"/>
-          <w:b w:val="0"/>
-          <w:i/>
-          <w:color w:val="000000"/>
-          <w:sz w:val="24"/>
-        </w:rPr>
-        <w:hyperlink r:id="rId9" w:history="1">
-          <w:r>
-            <w:rPr>
-              <w:rStyle w:val="Hyperlink"/>
-            </w:rPr>
-            <w:t xml:space="preserve">titution of </w:t>
-          </w:r>
-        </w:hyperlink>
-      </w:r>
-      <w:r>
-        <w:rPr>
-          <w:u w:val="single" w:color="0000ff"/>
-          <w:rFonts w:ascii="Charis SIL Italic" w:hAnsi="Charis SIL Italic" w:eastAsia="Charis SIL Italic"/>
-          <w:b w:val="0"/>
-          <w:i/>
-          <w:color w:val="000000"/>
-          <w:sz w:val="24"/>
-        </w:rPr>
-        <w:hyperlink r:id="rId9" w:history="1">
-          <w:r>
-            <w:rPr>
-              <w:rStyle w:val="Hyperlink"/>
-            </w:rPr>
-            <w:t>t</w:t>
-          </w:r>
-        </w:hyperlink>
-      </w:r>
-      <w:r>
-        <w:rPr>
-          <w:u w:val="single" w:color="0000ff"/>
-          <w:rFonts w:ascii="Charis SIL Italic" w:hAnsi="Charis SIL Italic" w:eastAsia="Charis SIL Italic"/>
-          <w:b w:val="0"/>
-          <w:i/>
-          <w:color w:val="000000"/>
-          <w:sz w:val="24"/>
-        </w:rPr>
-        <w:hyperlink r:id="rId9" w:history="1">
-          <w:r>
-            <w:rPr>
-              <w:rStyle w:val="Hyperlink"/>
-            </w:rPr>
-            <w:t xml:space="preserve">he </w:t>
-          </w:r>
-        </w:hyperlink>
+        <w:t xml:space="preserve">were created by researchers from the Expert Centre Restitution of the </w:t>
       </w:r>
       <w:r>
         <w:rPr>
@@ -335,7 +245,7 @@
           <w:sz w:val="24"/>
           <w:u w:val="single"/>
         </w:rPr>
-        <w:hyperlink r:id="rId9" w:history="1">
+        <w:hyperlink r:id="rId10" w:history="1">
           <w:r>
             <w:rPr>
               <w:rStyle w:val="Hyperlink"/>
@@ -364,7 +274,7 @@
           <w:sz w:val="24"/>
           <w:u w:val="single"/>
         </w:rPr>
-        <w:hyperlink r:id="rId9" w:history="1">
+        <w:hyperlink r:id="rId10" w:history="1">
           <w:r>
             <w:rPr>
               <w:rStyle w:val="Hyperlink"/>

--- a/EXPORTS/DOCX/published/niveau0/English/TopLevel.docx
+++ b/EXPORTS/DOCX/published/niveau0/English/TopLevel.docx
@@ -274,7 +274,7 @@
           <w:sz w:val="24"/>
           <w:u w:val="single"/>
         </w:rPr>
-        <w:hyperlink r:id="rId10" w:history="1">
+        <w:hyperlink r:id="rId9" w:history="1">
           <w:r>
             <w:rPr>
               <w:rStyle w:val="Hyperlink"/>

--- a/EXPORTS/DOCX/published/niveau0/English/TopLevel.docx
+++ b/EXPORTS/DOCX/published/niveau0/English/TopLevel.docx
@@ -245,7 +245,7 @@
           <w:sz w:val="24"/>
           <w:u w:val="single"/>
         </w:rPr>
-        <w:hyperlink r:id="rId10" w:history="1">
+        <w:hyperlink r:id="rId9" w:history="1">
           <w:r>
             <w:rPr>
               <w:rStyle w:val="Hyperlink"/>

--- a/EXPORTS/DOCX/published/niveau0/English/TopLevel.docx
+++ b/EXPORTS/DOCX/published/niveau0/English/TopLevel.docx
@@ -245,7 +245,7 @@
           <w:sz w:val="24"/>
           <w:u w:val="single"/>
         </w:rPr>
-        <w:hyperlink r:id="rId10" w:history="1">
+        <w:hyperlink r:id="rId9" w:history="1">
           <w:r>
             <w:rPr>
               <w:rStyle w:val="Hyperlink"/>
@@ -274,7 +274,7 @@
           <w:sz w:val="24"/>
           <w:u w:val="single"/>
         </w:rPr>
-        <w:hyperlink r:id="rId10" w:history="1">
+        <w:hyperlink r:id="rId9" w:history="1">
           <w:r>
             <w:rPr>
               <w:rStyle w:val="Hyperlink"/>
